--- a/BACKUP&RECOVERY/종합실습과제/종합실습과제_모범답안.docx
+++ b/BACKUP&RECOVERY/종합실습과제/종합실습과제_모범답안.docx
@@ -1283,7 +1283,7 @@
                 <w:color w:val="E6E6E6"/>
                 <w:sz w:val="19"/>
               </w:rPr>
-              <w:t xml:space="preserve">  2    '/u01/app/oracle/oradata/ORCL/dev_data01.dbf' SIZE 200M</w:t>
+              <w:t xml:space="preserve">  2    '/u01/app/oracle/oradata/orcl/dev_data01.dbf' SIZE 200M</w:t>
             </w:r>
           </w:p>
           <w:p>
@@ -6210,7 +6210,7 @@
                 <w:color w:val="E6E6E6"/>
                 <w:sz w:val="19"/>
               </w:rPr>
-              <w:t xml:space="preserve">  2    '/u01/app/oracle/oradata/ORCL/sample01.dbf' SIZE 50M;</w:t>
+              <w:t xml:space="preserve">  2    '/u01/app/oracle/oradata/orcl/sample01.dbf' SIZE 50M;</w:t>
             </w:r>
           </w:p>
           <w:p>
@@ -6336,7 +6336,7 @@
                 <w:color w:val="E6E6E6"/>
                 <w:sz w:val="19"/>
               </w:rPr>
-              <w:t>[oracle@oel7v9r1 ~]$ cp /u01/app/oracle/oradata/ORCL/sample01.dbf \</w:t>
+              <w:t>[oracle@oel7v9r1 ~]$ cp /u01/app/oracle/oradata/orcl/sample01.dbf \</w:t>
             </w:r>
           </w:p>
           <w:p>
@@ -6828,7 +6828,7 @@
                 <w:color w:val="E6E6E6"/>
                 <w:sz w:val="19"/>
               </w:rPr>
-              <w:t>[oracle@oel7v9r1 ~]$ rm -f /u01/app/oracle/oradata/ORCL/sample01.dbf</w:t>
+              <w:t>SYS@orcl&gt; ALTER SYSTEM FLUSH BUFFER_CACHE;</w:t>
             </w:r>
           </w:p>
           <w:p>
@@ -6856,7 +6856,7 @@
                 <w:color w:val="E6E6E6"/>
                 <w:sz w:val="19"/>
               </w:rPr>
-              <w:t>SYS@orcl&gt; ALTER SYSTEM FLUSH BUFFER_CACHE;</w:t>
+              <w:t>[oracle@oel7v9r1 ~]$ rm -f /u01/app/oracle/oradata/orcl/sample01.dbf</w:t>
             </w:r>
           </w:p>
           <w:p>
@@ -6912,7 +6912,7 @@
                 <w:color w:val="E6E6E6"/>
                 <w:sz w:val="19"/>
               </w:rPr>
-              <w:t>ORA-01110: data file 6: '/u01/app/oracle/oradata/ORCL/sample01.dbf'</w:t>
+              <w:t>ORA-01110: data file 6: '/u01/app/oracle/oradata/orcl/sample01.dbf'</w:t>
             </w:r>
           </w:p>
           <w:p>
@@ -8033,7 +8033,7 @@
                 <w:color w:val="E6E6E6"/>
                 <w:sz w:val="19"/>
               </w:rPr>
-              <w:t>ORA-01110: data file 4: '/u01/app/oracle/oradata/ORCL/users01.dbf'</w:t>
+              <w:t>ORA-01110: data file 4: '/u01/app/oracle/oradata/orcl/users01.dbf'</w:t>
             </w:r>
           </w:p>
           <w:p>
@@ -8271,21 +8271,21 @@
                 <w:color w:val="E6E6E6"/>
                 <w:sz w:val="19"/>
               </w:rPr>
-              <w:t xml:space="preserve">         4 /u01/app/oracle/oradata/ORCL/users01.dbf      USERS</w:t>
-            </w:r>
-          </w:p>
-          <w:p>
-            <w:pPr>
-              <w:spacing w:after="0" w:line="264" w:lineRule="auto"/>
-            </w:pPr>
-            <w:r>
-              <w:rPr>
-                <w:rFonts w:ascii="Consolas" w:hAnsi="Consolas" w:eastAsia="Consolas"/>
-                <w:b w:val="0"/>
-                <w:color w:val="E6E6E6"/>
-                <w:sz w:val="19"/>
-              </w:rPr>
-              <w:t xml:space="preserve">         5 /u01/app/oracle/oradata/ORCL/example01.dbf    EXAMPLE</w:t>
+              <w:t xml:space="preserve">         4 /u01/app/oracle/oradata/orcl/users01.dbf      USERS</w:t>
+            </w:r>
+          </w:p>
+          <w:p>
+            <w:pPr>
+              <w:spacing w:after="0" w:line="264" w:lineRule="auto"/>
+            </w:pPr>
+            <w:r>
+              <w:rPr>
+                <w:rFonts w:ascii="Consolas" w:hAnsi="Consolas" w:eastAsia="Consolas"/>
+                <w:b w:val="0"/>
+                <w:color w:val="E6E6E6"/>
+                <w:sz w:val="19"/>
+              </w:rPr>
+              <w:t xml:space="preserve">         5 /u01/app/oracle/oradata/orcl/example01.dbf    EXAMPLE</w:t>
             </w:r>
           </w:p>
           <w:p>
@@ -8313,7 +8313,7 @@
                 <w:color w:val="E6E6E6"/>
                 <w:sz w:val="19"/>
               </w:rPr>
-              <w:t>[oracle@oel7v9r1 ~]$ ls -l /u01/app/oracle/oradata/ORCL/*.dbf</w:t>
+              <w:t>[oracle@oel7v9r1 ~]$ ls -l /u01/app/oracle/oradata/orcl/*.dbf</w:t>
             </w:r>
           </w:p>
           <w:p>
@@ -8653,7 +8653,7 @@
                 <w:color w:val="E6E6E6"/>
                 <w:sz w:val="19"/>
               </w:rPr>
-              <w:t xml:space="preserve">  /u01/app/oracle/oradata/ORCL/users01.dbf</w:t>
+              <w:t xml:space="preserve">  /u01/app/oracle/oradata/orcl/users01.dbf</w:t>
             </w:r>
           </w:p>
           <w:p>
@@ -8681,7 +8681,7 @@
                 <w:color w:val="E6E6E6"/>
                 <w:sz w:val="19"/>
               </w:rPr>
-              <w:t xml:space="preserve">  /u01/app/oracle/oradata/ORCL/example01.dbf</w:t>
+              <w:t xml:space="preserve">  /u01/app/oracle/oradata/orcl/example01.dbf</w:t>
             </w:r>
           </w:p>
           <w:p>
@@ -9415,7 +9415,7 @@
                 <w:color w:val="E6E6E6"/>
                 <w:sz w:val="19"/>
               </w:rPr>
-              <w:t>ORA-01110: data file 4: '/u01/app/oracle/oradata/ORCL/users01.dbf'</w:t>
+              <w:t>ORA-01110: data file 4: '/u01/app/oracle/oradata/orcl/users01.dbf'</w:t>
             </w:r>
           </w:p>
           <w:p>
@@ -9653,7 +9653,7 @@
                 <w:color w:val="E6E6E6"/>
                 <w:sz w:val="19"/>
               </w:rPr>
-              <w:t>[oracle@oel7v9r1 ~]$ dbv file=/u01/app/oracle/oradata/ORCL/users01.dbf \</w:t>
+              <w:t>[oracle@oel7v9r1 ~]$ dbv file=/u01/app/oracle/oradata/orcl/users01.dbf \</w:t>
             </w:r>
           </w:p>
           <w:p>
@@ -11050,7 +11050,7 @@
                 <w:color w:val="E6E6E6"/>
                 <w:sz w:val="19"/>
               </w:rPr>
-              <w:t>control_files  string   /u01/app/oracle/oradata/ORCL/control01.ctl,</w:t>
+              <w:t>control_files  string   /u01/app/oracle/oradata/orcl/control01.ctl,</w:t>
             </w:r>
           </w:p>
           <w:p>
@@ -11106,7 +11106,7 @@
                 <w:color w:val="E6E6E6"/>
                 <w:sz w:val="19"/>
               </w:rPr>
-              <w:t>[oracle@oel7v9r1 ~]$ ls -l /u01/app/oracle/oradata/ORCL/control01.ctl</w:t>
+              <w:t>[oracle@oel7v9r1 ~]$ ls -l /u01/app/oracle/oradata/orcl/control01.ctl</w:t>
             </w:r>
           </w:p>
           <w:p>
@@ -11817,7 +11817,7 @@
                 <w:color w:val="E6E6E6"/>
                 <w:sz w:val="19"/>
               </w:rPr>
-              <w:t>output file name=/u01/app/oracle/oradata/ORCL/control01.ctl</w:t>
+              <w:t>output file name=/u01/app/oracle/oradata/orcl/control01.ctl</w:t>
             </w:r>
           </w:p>
           <w:p>
@@ -12055,7 +12055,7 @@
                 <w:color w:val="E6E6E6"/>
                 <w:sz w:val="19"/>
               </w:rPr>
-              <w:t>archived log file name=/home/oracle/arch1/1_43_1189200011.dbf thread=1</w:t>
+              <w:t>archived log file name=/home/oracle/arch1/arch_1_43_1200712900.arc thread=1</w:t>
             </w:r>
           </w:p>
           <w:p>
@@ -12443,7 +12443,7 @@
                 <w:color w:val="E6E6E6"/>
                 <w:sz w:val="19"/>
               </w:rPr>
-              <w:t>/u01/app/oracle/oradata/ORCL/redo01.log</w:t>
+              <w:t>/u01/app/oracle/oradata/orcl/redo01.log</w:t>
             </w:r>
           </w:p>
           <w:p>
@@ -12527,7 +12527,7 @@
                 <w:color w:val="E6E6E6"/>
                 <w:sz w:val="19"/>
               </w:rPr>
-              <w:t>ORA-00289: suggestion : /home/oracle/arch1/1_44_1189200011.dbf</w:t>
+              <w:t>ORA-00289: suggestion : /home/oracle/arch1/arch_1_44_1200712900.arc</w:t>
             </w:r>
           </w:p>
           <w:p>
@@ -12569,7 +12569,7 @@
                 <w:color w:val="E6E6E6"/>
                 <w:sz w:val="19"/>
               </w:rPr>
-              <w:t>/u01/app/oracle/oradata/ORCL/redo01.log</w:t>
+              <w:t>/u01/app/oracle/oradata/orcl/redo01.log</w:t>
             </w:r>
           </w:p>
           <w:p>
@@ -15615,7 +15615,7 @@
                 <w:color w:val="E6E6E6"/>
                 <w:sz w:val="19"/>
               </w:rPr>
-              <w:t xml:space="preserve">  /u01/app/oracle/oradata/ORCL/system01.dbf</w:t>
+              <w:t xml:space="preserve">  /u01/app/oracle/oradata/orcl/system01.dbf</w:t>
             </w:r>
           </w:p>
           <w:p>
@@ -15853,7 +15853,7 @@
                 <w:color w:val="E6E6E6"/>
                 <w:sz w:val="19"/>
               </w:rPr>
-              <w:t>archived log file name=/home/oracle/arch1/1_46_1189200011.dbf thread=1</w:t>
+              <w:t>archived log file name=/home/oracle/arch1/arch_1_46_1200712900.arc thread=1</w:t>
             </w:r>
           </w:p>
           <w:p>
@@ -17876,7 +17876,7 @@
                 <w:color w:val="E6E6E6"/>
                 <w:sz w:val="19"/>
               </w:rPr>
-              <w:t>[oracle@oel7v9r1 ~]$ mkdir -p /u02/oradata/ORCLDUP</w:t>
+              <w:t>[oracle@oel7v9r1 ~]$ mkdir -p /u02/oradata/orclDUP</w:t>
             </w:r>
           </w:p>
           <w:p>
@@ -18030,7 +18030,7 @@
                 <w:color w:val="E6E6E6"/>
                 <w:sz w:val="19"/>
               </w:rPr>
-              <w:t>db_create_file_dest=/u02/oradata/ORCLDUP</w:t>
+              <w:t>db_create_file_dest=/u02/oradata/orclDUP</w:t>
             </w:r>
           </w:p>
           <w:p>
@@ -18552,49 +18552,49 @@
                 <w:color w:val="E6E6E6"/>
                 <w:sz w:val="19"/>
               </w:rPr>
-              <w:t>3&gt;   DB_FILE_NAME_CONVERT=('/u01/app/oracle/oradata/ORCL/',</w:t>
-            </w:r>
-          </w:p>
-          <w:p>
-            <w:pPr>
-              <w:spacing w:after="0" w:line="264" w:lineRule="auto"/>
-            </w:pPr>
-            <w:r>
-              <w:rPr>
-                <w:rFonts w:ascii="Consolas" w:hAnsi="Consolas" w:eastAsia="Consolas"/>
-                <w:b w:val="0"/>
-                <w:color w:val="E6E6E6"/>
-                <w:sz w:val="19"/>
-              </w:rPr>
-              <w:t>4&gt;                         '/u02/oradata/ORCLDUP/')</w:t>
-            </w:r>
-          </w:p>
-          <w:p>
-            <w:pPr>
-              <w:spacing w:after="0" w:line="264" w:lineRule="auto"/>
-            </w:pPr>
-            <w:r>
-              <w:rPr>
-                <w:rFonts w:ascii="Consolas" w:hAnsi="Consolas" w:eastAsia="Consolas"/>
-                <w:b w:val="0"/>
-                <w:color w:val="E6E6E6"/>
-                <w:sz w:val="19"/>
-              </w:rPr>
-              <w:t>5&gt;   LOG_FILE_NAME_CONVERT=('/u01/app/oracle/oradata/ORCL/',</w:t>
-            </w:r>
-          </w:p>
-          <w:p>
-            <w:pPr>
-              <w:spacing w:after="0" w:line="264" w:lineRule="auto"/>
-            </w:pPr>
-            <w:r>
-              <w:rPr>
-                <w:rFonts w:ascii="Consolas" w:hAnsi="Consolas" w:eastAsia="Consolas"/>
-                <w:b w:val="0"/>
-                <w:color w:val="E6E6E6"/>
-                <w:sz w:val="19"/>
-              </w:rPr>
-              <w:t>6&gt;                          '/u02/oradata/ORCLDUP/')</w:t>
+              <w:t>3&gt;   DB_FILE_NAME_CONVERT=('/u01/app/oracle/oradata/orcl/',</w:t>
+            </w:r>
+          </w:p>
+          <w:p>
+            <w:pPr>
+              <w:spacing w:after="0" w:line="264" w:lineRule="auto"/>
+            </w:pPr>
+            <w:r>
+              <w:rPr>
+                <w:rFonts w:ascii="Consolas" w:hAnsi="Consolas" w:eastAsia="Consolas"/>
+                <w:b w:val="0"/>
+                <w:color w:val="E6E6E6"/>
+                <w:sz w:val="19"/>
+              </w:rPr>
+              <w:t>4&gt;                         '/u02/oradata/orclDUP/')</w:t>
+            </w:r>
+          </w:p>
+          <w:p>
+            <w:pPr>
+              <w:spacing w:after="0" w:line="264" w:lineRule="auto"/>
+            </w:pPr>
+            <w:r>
+              <w:rPr>
+                <w:rFonts w:ascii="Consolas" w:hAnsi="Consolas" w:eastAsia="Consolas"/>
+                <w:b w:val="0"/>
+                <w:color w:val="E6E6E6"/>
+                <w:sz w:val="19"/>
+              </w:rPr>
+              <w:t>5&gt;   LOG_FILE_NAME_CONVERT=('/u01/app/oracle/oradata/orcl/',</w:t>
+            </w:r>
+          </w:p>
+          <w:p>
+            <w:pPr>
+              <w:spacing w:after="0" w:line="264" w:lineRule="auto"/>
+            </w:pPr>
+            <w:r>
+              <w:rPr>
+                <w:rFonts w:ascii="Consolas" w:hAnsi="Consolas" w:eastAsia="Consolas"/>
+                <w:b w:val="0"/>
+                <w:color w:val="E6E6E6"/>
+                <w:sz w:val="19"/>
+              </w:rPr>
+              <w:t>6&gt;                          '/u02/oradata/orclDUP/')</w:t>
             </w:r>
           </w:p>
           <w:p>
@@ -18636,7 +18636,7 @@
                 <w:color w:val="E6E6E6"/>
                 <w:sz w:val="19"/>
               </w:rPr>
-              <w:t>9&gt;     SET control_files='/u02/oradata/ORCLDUP/control01.ctl';</w:t>
+              <w:t>9&gt;     SET control_files='/u02/oradata/orclDUP/control01.ctl';</w:t>
             </w:r>
           </w:p>
           <w:p>
@@ -19058,49 +19058,49 @@
                 <w:color w:val="E6E6E6"/>
                 <w:sz w:val="19"/>
               </w:rPr>
-              <w:t>/u02/oradata/ORCLDUP/system01.dbf</w:t>
-            </w:r>
-          </w:p>
-          <w:p>
-            <w:pPr>
-              <w:spacing w:after="0" w:line="264" w:lineRule="auto"/>
-            </w:pPr>
-            <w:r>
-              <w:rPr>
-                <w:rFonts w:ascii="Consolas" w:hAnsi="Consolas" w:eastAsia="Consolas"/>
-                <w:b w:val="0"/>
-                <w:color w:val="E6E6E6"/>
-                <w:sz w:val="19"/>
-              </w:rPr>
-              <w:t>/u02/oradata/ORCLDUP/sysaux01.dbf</w:t>
-            </w:r>
-          </w:p>
-          <w:p>
-            <w:pPr>
-              <w:spacing w:after="0" w:line="264" w:lineRule="auto"/>
-            </w:pPr>
-            <w:r>
-              <w:rPr>
-                <w:rFonts w:ascii="Consolas" w:hAnsi="Consolas" w:eastAsia="Consolas"/>
-                <w:b w:val="0"/>
-                <w:color w:val="E6E6E6"/>
-                <w:sz w:val="19"/>
-              </w:rPr>
-              <w:t>/u02/oradata/ORCLDUP/undotbs01.dbf</w:t>
-            </w:r>
-          </w:p>
-          <w:p>
-            <w:pPr>
-              <w:spacing w:after="0" w:line="264" w:lineRule="auto"/>
-            </w:pPr>
-            <w:r>
-              <w:rPr>
-                <w:rFonts w:ascii="Consolas" w:hAnsi="Consolas" w:eastAsia="Consolas"/>
-                <w:b w:val="0"/>
-                <w:color w:val="E6E6E6"/>
-                <w:sz w:val="19"/>
-              </w:rPr>
-              <w:t>/u02/oradata/ORCLDUP/users01.dbf</w:t>
+              <w:t>/u02/oradata/orclDUP/system01.dbf</w:t>
+            </w:r>
+          </w:p>
+          <w:p>
+            <w:pPr>
+              <w:spacing w:after="0" w:line="264" w:lineRule="auto"/>
+            </w:pPr>
+            <w:r>
+              <w:rPr>
+                <w:rFonts w:ascii="Consolas" w:hAnsi="Consolas" w:eastAsia="Consolas"/>
+                <w:b w:val="0"/>
+                <w:color w:val="E6E6E6"/>
+                <w:sz w:val="19"/>
+              </w:rPr>
+              <w:t>/u02/oradata/orclDUP/sysaux01.dbf</w:t>
+            </w:r>
+          </w:p>
+          <w:p>
+            <w:pPr>
+              <w:spacing w:after="0" w:line="264" w:lineRule="auto"/>
+            </w:pPr>
+            <w:r>
+              <w:rPr>
+                <w:rFonts w:ascii="Consolas" w:hAnsi="Consolas" w:eastAsia="Consolas"/>
+                <w:b w:val="0"/>
+                <w:color w:val="E6E6E6"/>
+                <w:sz w:val="19"/>
+              </w:rPr>
+              <w:t>/u02/oradata/orclDUP/undotbs01.dbf</w:t>
+            </w:r>
+          </w:p>
+          <w:p>
+            <w:pPr>
+              <w:spacing w:after="0" w:line="264" w:lineRule="auto"/>
+            </w:pPr>
+            <w:r>
+              <w:rPr>
+                <w:rFonts w:ascii="Consolas" w:hAnsi="Consolas" w:eastAsia="Consolas"/>
+                <w:b w:val="0"/>
+                <w:color w:val="E6E6E6"/>
+                <w:sz w:val="19"/>
+              </w:rPr>
+              <w:t>/u02/oradata/orclDUP/users01.dbf</w:t>
             </w:r>
           </w:p>
           <w:p>
@@ -20920,7 +20920,7 @@
                 <w:color w:val="E6E6E6"/>
                 <w:sz w:val="19"/>
               </w:rPr>
-              <w:t>[oracle@oel7v9r1 ~]$ ls /u01/app/oracle/oradata/ORCL/</w:t>
+              <w:t>[oracle@oel7v9r1 ~]$ ls /u01/app/oracle/oradata/orcl/</w:t>
             </w:r>
           </w:p>
           <w:p>
@@ -21624,7 +21624,7 @@
                 <w:color w:val="E6E6E6"/>
                 <w:sz w:val="19"/>
               </w:rPr>
-              <w:t>ORA-00289: suggestion : /home/oracle/arch1/1_52_1189200011.dbf</w:t>
+              <w:t>ORA-00289: suggestion : /home/oracle/arch1/arch_1_52_1200712900.arc</w:t>
             </w:r>
           </w:p>
           <w:p>
@@ -21666,7 +21666,7 @@
                 <w:color w:val="E6E6E6"/>
                 <w:sz w:val="19"/>
               </w:rPr>
-              <w:t>/u01/app/oracle/oradata/ORCL/redo01.log</w:t>
+              <w:t>/u01/app/oracle/oradata/orcl/redo01.log</w:t>
             </w:r>
           </w:p>
           <w:p>
